--- a/data/revised_2026-10_full/outputs/v2/Maths/SS2.2_Area_of_Polygons/Mathematics_Area_of_Polygons_FinalExplanation.docx
+++ b/data/revised_2026-10_full/outputs/v2/Maths/SS2.2_Area_of_Polygons/Mathematics_Area_of_Polygons_FinalExplanation.docx
@@ -1957,7 +1957,7 @@
         </w:rPr>
         <w:t xml:space="preserve">© 2026 SeaVuria and ARES. This work is licensed under a </w:t>
       </w:r>
-      <w:hyperlink w:history="1" r:id="rId0sfhhyfrvihbp5embskw_">
+      <w:hyperlink w:history="1" r:id="rIdfzzs1sw4zhwxfbrdqyblq">
         <w:r>
           <w:rPr>
             <w:rFonts w:ascii="Arial" w:cs="Arial" w:eastAsia="Arial" w:hAnsi="Arial"/>
@@ -1977,7 +1977,7 @@
         </w:rPr>
         <w:t xml:space="preserve"> (</w:t>
       </w:r>
-      <w:hyperlink w:history="1" r:id="rIdnavxljtzpisdcjasvzlve">
+      <w:hyperlink w:history="1" r:id="rIdvxpoo0vcztc4hnwfccdgq">
         <w:r>
           <w:rPr>
             <w:rFonts w:ascii="Arial" w:cs="Arial" w:eastAsia="Arial" w:hAnsi="Arial"/>
@@ -1997,7 +1997,7 @@
         </w:rPr>
         <w:t xml:space="preserve">). To view a copy of this license, visit </w:t>
       </w:r>
-      <w:hyperlink w:history="1" r:id="rId50abilt_4hop8soje2eum">
+      <w:hyperlink w:history="1" r:id="rIdcttmke2lwzqj-arjcwr-h">
         <w:r>
           <w:rPr>
             <w:rFonts w:ascii="Arial" w:cs="Arial" w:eastAsia="Arial" w:hAnsi="Arial"/>
